--- a/src/assets/fax_cover_sheet.docx
+++ b/src/assets/fax_cover_sheet.docx
@@ -342,7 +342,7 @@
                 <w:spacing w:val="-5"/>
                 <w:lang w:eastAsia="zh-CN"/>
               </w:rPr>
-              <w:t>1</w:t>
+              <w:t>{pages}</w:t>
             </w:r>
           </w:p>
         </w:tc>
@@ -1049,13 +1049,33 @@
         <w:t/>
       </w:r>
       <w:r>
-        <w:t>Command: {command}</w:t>
+        <w:rPr>
+          <w:rFonts w:ascii="Times New Roman" w:hAnsi="Times New Roman" w:cs="Times New Roman"/>
+          <w:sz w:val="24"/>
+        </w:rPr>
+        <w:t xml:space="preserve">Command: {command}</w:t>
       </w:r>
     </w:p>
     <w:p>
       <w:pPr>
-        <w:spacing w:after="220" w:line="240" w:lineRule="auto"/>
+        <w:spacing w:after="240" w:line="240" w:lineRule="auto"/>
         <w:jc w:val="both"/>
+        <w:rPr>
+          <w:rFonts w:ascii="Times New Roman" w:hAnsi="Times New Roman" w:cs="Times New Roman"/>
+          <w:sz w:val="24"/>
+        </w:rPr>
+      </w:pPr>
+      <w:r>
+        <w:rPr>
+          <w:rFonts w:ascii="Times New Roman" w:hAnsi="Times New Roman" w:cs="Times New Roman"/>
+          <w:sz w:val="24"/>
+        </w:rPr>
+        <w:t>Good morning, CM.</w:t>
+      </w:r>
+    </w:p>
+    <w:p>
+      <w:pPr>
+        <w:spacing w:before="0"/>
         <w:rPr>
           <w:rFonts w:ascii="Times New Roman" w:hAnsi="Times New Roman" w:cs="Times New Roman"/>
           <w:sz w:val="24"/>
@@ -1064,46 +1084,35 @@
       </w:pPr>
       <w:r>
         <w:rPr>
-          <w:rFonts w:ascii="Times New Roman" w:eastAsia="Times New Roman" w:hAnsi="Times New Roman" w:cs="Times New Roman"/>
-          <w:sz w:val="24"/>
-        </w:rPr>
-        <w:t/>
-      </w:r>
-    </w:p>
-    <w:p>
-      <w:pPr>
-        <w:rPr>
           <w:rFonts w:ascii="Times New Roman" w:hAnsi="Times New Roman" w:cs="Times New Roman"/>
           <w:sz w:val="24"/>
           <w:lang w:eastAsia="zh-CN"/>
         </w:rPr>
-      </w:pPr>
-      <w:r>
-        <w:rPr>
-          <w:rFonts w:ascii="Times New Roman" w:hAnsi="Times New Roman" w:cs="Times New Roman"/>
-          <w:sz w:val="24"/>
-          <w:lang w:eastAsia="zh-CN"/>
-        </w:rPr>
         <w:t/>
       </w:r>
       <w:r>
+        <w:rPr>
+          <w:rFonts w:ascii="Times New Roman" w:hAnsi="Times New Roman" w:cs="Times New Roman"/>
+          <w:sz w:val="24"/>
+        </w:rPr>
         <w:t>{body}</w:t>
       </w:r>
     </w:p>
     <w:p>
       <w:pPr>
-        <w:rPr>
-          <w:rFonts w:ascii="Times New Roman" w:eastAsia="Times New Roman" w:hAnsi="Times New Roman" w:cs="Times New Roman"/>
-          <w:sz w:val="24"/>
-        </w:rPr>
-      </w:pPr>
-      <w:r>
+        <w:spacing w:after="220" w:line="240" w:lineRule="auto"/>
+        <w:jc w:val="both"/>
         <w:rPr>
           <w:rFonts w:ascii="Times New Roman" w:hAnsi="Times New Roman" w:cs="Times New Roman"/>
           <w:sz w:val="28"/>
-          <w:szCs w:val="28"/>
-        </w:rPr>
-        <w:t/>
+        </w:rPr>
+      </w:pPr>
+      <w:r>
+        <w:rPr>
+          <w:rFonts w:ascii="Times New Roman" w:hAnsi="Times New Roman" w:cs="Times New Roman"/>
+          <w:sz w:val="28"/>
+        </w:rPr>
+        <w:t>Thank you.</w:t>
       </w:r>
     </w:p>
     <w:p>
@@ -1116,6 +1125,11 @@
         </w:rPr>
       </w:pPr>
       <w:r>
+        <w:rPr>
+          <w:rFonts w:ascii="Arial" w:hAnsi="Arial" w:cs="Arial"/>
+          <w:b/>
+          <w:sz w:val="22"/>
+        </w:rPr>
         <w:t>{signature_block}</w:t>
       </w:r>
     </w:p>

--- a/src/assets/fax_cover_sheet.docx
+++ b/src/assets/fax_cover_sheet.docx
@@ -6,20 +6,31 @@
       <w:pPr>
         <w:spacing w:before="400" w:after="120" w:line="240" w:lineRule="auto"/>
         <w:rPr>
+          <w:rFonts w:ascii="Times New Roman" w:hAnsi="Times New Roman" w:cs="Times New Roman" w:hint="eastAsia"/>
+          <w:b/>
+          <w:spacing w:val="-5"/>
+          <w:sz w:val="72"/>
+          <w:lang w:eastAsia="zh-CN"/>
+        </w:rPr>
+      </w:pPr>
+      <w:r>
+        <w:rPr>
           <w:rFonts w:ascii="Times New Roman" w:eastAsia="Times New Roman" w:hAnsi="Times New Roman" w:cs="Times New Roman"/>
           <w:b/>
           <w:spacing w:val="-5"/>
           <w:sz w:val="72"/>
         </w:rPr>
-      </w:pPr>
+        <w:t>ALWAYS</w:t>
+      </w:r>
       <w:r>
         <w:rPr>
-          <w:rFonts w:ascii="Times New Roman" w:eastAsia="Times New Roman" w:hAnsi="Times New Roman" w:cs="Times New Roman"/>
+          <w:rFonts w:ascii="Times New Roman" w:hAnsi="Times New Roman" w:cs="Times New Roman" w:hint="eastAsia"/>
           <w:b/>
           <w:spacing w:val="-5"/>
           <w:sz w:val="72"/>
-        </w:rPr>
-        <w:t>ALWAYS HOME CARE</w:t>
+          <w:lang w:eastAsia="zh-CN"/>
+        </w:rPr>
+        <w:t xml:space="preserve"> HOME CARE</w:t>
       </w:r>
     </w:p>
     <w:p>
@@ -79,11 +90,11 @@
         <w:tblLook w:val="0000" w:firstRow="0" w:lastRow="0" w:firstColumn="0" w:lastColumn="0" w:noHBand="0" w:noVBand="0"/>
       </w:tblPr>
       <w:tblGrid>
-        <w:gridCol w:w="3477"/>
-        <w:gridCol w:w="1459"/>
-        <w:gridCol w:w="592"/>
-        <w:gridCol w:w="2598"/>
-        <w:gridCol w:w="1234"/>
+        <w:gridCol w:w="3636"/>
+        <w:gridCol w:w="1393"/>
+        <w:gridCol w:w="566"/>
+        <w:gridCol w:w="2587"/>
+        <w:gridCol w:w="1178"/>
       </w:tblGrid>
       <w:tr>
         <w:tc>
@@ -323,7 +334,6 @@
             <w:pPr>
               <w:spacing w:after="0" w:line="240" w:lineRule="auto"/>
               <w:rPr>
-                <w:rFonts w:hint="eastAsia"/>
                 <w:lang w:eastAsia="zh-CN"/>
               </w:rPr>
             </w:pPr>
@@ -1043,17 +1053,10 @@
       </w:pPr>
       <w:r>
         <w:rPr>
-          <w:rFonts w:ascii="Times New Roman" w:eastAsia="Times New Roman" w:hAnsi="Times New Roman" w:cs="Times New Roman"/>
-          <w:sz w:val="24"/>
-        </w:rPr>
-        <w:t/>
-      </w:r>
-      <w:r>
-        <w:rPr>
           <w:rFonts w:ascii="Times New Roman" w:hAnsi="Times New Roman" w:cs="Times New Roman"/>
           <w:sz w:val="24"/>
         </w:rPr>
-        <w:t xml:space="preserve">Command: {command}</w:t>
+        <w:t>Command: {command}</w:t>
       </w:r>
     </w:p>
     <w:p>
@@ -1075,21 +1078,12 @@
     </w:p>
     <w:p>
       <w:pPr>
-        <w:spacing w:before="0"/>
         <w:rPr>
           <w:rFonts w:ascii="Times New Roman" w:hAnsi="Times New Roman" w:cs="Times New Roman"/>
           <w:sz w:val="24"/>
           <w:lang w:eastAsia="zh-CN"/>
         </w:rPr>
       </w:pPr>
-      <w:r>
-        <w:rPr>
-          <w:rFonts w:ascii="Times New Roman" w:hAnsi="Times New Roman" w:cs="Times New Roman"/>
-          <w:sz w:val="24"/>
-          <w:lang w:eastAsia="zh-CN"/>
-        </w:rPr>
-        <w:t/>
-      </w:r>
       <w:r>
         <w:rPr>
           <w:rFonts w:ascii="Times New Roman" w:hAnsi="Times New Roman" w:cs="Times New Roman"/>
@@ -1128,7 +1122,6 @@
         <w:rPr>
           <w:rFonts w:ascii="Arial" w:hAnsi="Arial" w:cs="Arial"/>
           <w:b/>
-          <w:sz w:val="22"/>
         </w:rPr>
         <w:t>{signature_block}</w:t>
       </w:r>
@@ -1753,6 +1746,7 @@
   <w:style w:type="character" w:default="1" w:styleId="DefaultParagraphFont">
     <w:name w:val="Default Paragraph Font"/>
     <w:uiPriority w:val="1"/>
+    <w:semiHidden/>
     <w:unhideWhenUsed/>
   </w:style>
   <w:style w:type="table" w:default="1" w:styleId="TableNormal">
